--- a/packages/document-engine/templates/fire/5.4_fire_maintenance_schedules.docx
+++ b/packages/document-engine/templates/fire/5.4_fire_maintenance_schedules.docx
@@ -73,7 +73,7 @@
           <w:szCs w:val="20"/>
           <w:lang w:val="ro-RO"/>
         </w:rPr>
-        <w:t xml:space="preserve">Graficele de întreținere și verificare a mijloacelor tehnice de apărare împotriva incendiilor din dotarea {{client.legalName}}, întocmite în baza prevederilor OMAI 163/2007 – art. 18 lit. q) și ale OMAI 135/2023 – art. 8, art. 9 și art. 12, pentru fiecare loc de muncă: verificările stingătoarelor și ale instalațiilor din dotare, apoi celelalte verificări periodice.</w:t>
+        <w:t xml:space="preserve">Graficele de întreținere și verificare a mijloacelor tehnice de apărare împotriva incendiilor din dotarea {{client.legalName}}, întocmite în baza prevederilor OMAI 163/2007 – art. 18 lit. q) și ale OMAI 135/2023 – art. 8, art. 9 și art. 12. Graficele sunt întocmite pe locuri de muncă și cuprind verificările stingătoarelor, ale instalațiilor din dotare și celelalte verificări periodice.</w:t>
       </w:r>
     </w:p>
     <w:p>

--- a/packages/document-engine/templates/fire/5.4_fire_maintenance_schedules.docx
+++ b/packages/document-engine/templates/fire/5.4_fire_maintenance_schedules.docx
@@ -147,7 +147,7 @@
           <w:szCs w:val="20"/>
           <w:lang w:val="ro-RO"/>
         </w:rPr>
-        <w:t xml:space="preserve">{{name}} ({{activity}})</w:t>
+        <w:t xml:space="preserve">{{name}} ({{activityRunOn}})</w:t>
       </w:r>
     </w:p>
     <w:p>
